--- a/tests/fixtures/images.docx
+++ b/tests/fixtures/images.docx
@@ -132,15 +132,78 @@
     <a:fontScheme name="Office">
       <a:majorFont>
         <a:latin typeface="Calibri Light"/>
-        <a:ea typeface=""/>
-        <a:cs typeface=""/>
+        <a:ea typeface="SimSun"/>
+        <a:cs typeface="Times New Roman"/>
       </a:majorFont>
       <a:minorFont>
         <a:latin typeface="Calibri"/>
-        <a:ea typeface=""/>
-        <a:cs typeface=""/>
+        <a:ea typeface="SimSun"/>
+        <a:cs typeface="Times New Roman"/>
       </a:minorFont>
     </a:fontScheme>
+    <a:fmtScheme name="Office">
+      <a:fillStyleLst>
+        <a:solidFill>
+          <a:schemeClr val="phClr"/>
+        </a:solidFill>
+        <a:solidFill>
+          <a:schemeClr val="phClr">
+            <a:tint val="50000"/>
+          </a:schemeClr>
+        </a:solidFill>
+        <a:solidFill>
+          <a:schemeClr val="phClr">
+            <a:shade val="50000"/>
+          </a:schemeClr>
+        </a:solidFill>
+      </a:fillStyleLst>
+      <a:lnStyleLst>
+        <a:ln w="9525" cap="flat" cmpd="sng" algn="ctr">
+          <a:solidFill>
+            <a:schemeClr val="phClr"/>
+          </a:solidFill>
+          <a:prstDash val="solid"/>
+        </a:ln>
+        <a:ln w="12700" cap="flat" cmpd="sng" algn="ctr">
+          <a:solidFill>
+            <a:schemeClr val="phClr"/>
+          </a:solidFill>
+          <a:prstDash val="solid"/>
+        </a:ln>
+        <a:ln w="19050" cap="flat" cmpd="sng" algn="ctr">
+          <a:solidFill>
+            <a:schemeClr val="phClr"/>
+          </a:solidFill>
+          <a:prstDash val="solid"/>
+        </a:ln>
+      </a:lnStyleLst>
+      <a:effectStyleLst>
+        <a:effectStyle>
+          <a:effectLst/>
+        </a:effectStyle>
+        <a:effectStyle>
+          <a:effectLst/>
+        </a:effectStyle>
+        <a:effectStyle>
+          <a:effectLst/>
+        </a:effectStyle>
+      </a:effectStyleLst>
+      <a:bgFillStyleLst>
+        <a:solidFill>
+          <a:schemeClr val="phClr"/>
+        </a:solidFill>
+        <a:solidFill>
+          <a:schemeClr val="phClr">
+            <a:tint val="50000"/>
+          </a:schemeClr>
+        </a:solidFill>
+        <a:solidFill>
+          <a:schemeClr val="phClr">
+            <a:shade val="50000"/>
+          </a:schemeClr>
+        </a:solidFill>
+      </a:bgFillStyleLst>
+    </a:fmtScheme>
   </a:themeElements>
 </a:theme>
 </file>